--- a/POWER_BI/Session3/ASSIGNMENT-SESSION3-POWER-BI.docx
+++ b/POWER_BI/Session3/ASSIGNMENT-SESSION3-POWER-BI.docx
@@ -2,7 +2,377 @@
 <file path=word/document.xml><?xml version="1.0" encoding="utf-8"?>
 <w:document xmlns:wpc="http://schemas.microsoft.com/office/word/2010/wordprocessingCanvas" xmlns:cx="http://schemas.microsoft.com/office/drawing/2014/chartex" xmlns:cx1="http://schemas.microsoft.com/office/drawing/2015/9/8/chartex" xmlns:cx2="http://schemas.microsoft.com/office/drawing/2015/10/21/chartex" xmlns:cx3="http://schemas.microsoft.com/office/drawing/2016/5/9/chartex" xmlns:cx4="http://schemas.microsoft.com/office/drawing/2016/5/10/chartex" xmlns:cx5="http://schemas.microsoft.com/office/drawing/2016/5/11/chartex" xmlns:cx6="http://schemas.microsoft.com/office/drawing/2016/5/12/chartex" xmlns:cx7="http://schemas.microsoft.com/office/drawing/2016/5/13/chartex" xmlns:cx8="http://schemas.microsoft.com/office/drawing/2016/5/14/chartex" xmlns:mc="http://schemas.openxmlformats.org/markup-compatibility/2006" xmlns:aink="http://schemas.microsoft.com/office/drawing/2016/ink" xmlns:am3d="http://schemas.microsoft.com/office/drawing/2017/model3d" xmlns:o="urn:schemas-microsoft-com:office:office" xmlns:oel="http://schemas.microsoft.com/office/2019/extlst" xmlns:r="http://schemas.openxmlformats.org/officeDocument/2006/relationships" xmlns:m="http://schemas.openxmlformats.org/officeDocument/2006/math" xmlns:v="urn:schemas-microsoft-com:vml" xmlns:wp14="http://schemas.microsoft.com/office/word/2010/wordprocessingDrawing" xmlns:wp="http://schemas.openxmlformats.org/drawingml/2006/wordprocessingDrawing" xmlns:w10="urn:schemas-microsoft-com:office:word" xmlns:w="http://schemas.openxmlformats.org/wordprocessingml/2006/main" xmlns:w14="http://schemas.microsoft.com/office/word/2010/wordml" xmlns:w15="http://schemas.microsoft.com/office/word/2012/wordml" xmlns:w16cex="http://schemas.microsoft.com/office/word/2018/wordml/cex" xmlns:w16cid="http://schemas.microsoft.com/office/word/2016/wordml/cid" xmlns:w16="http://schemas.microsoft.com/office/word/2018/wordml" xmlns:w16du="http://schemas.microsoft.com/office/word/2023/wordml/word16du" xmlns:w16sdtdh="http://schemas.microsoft.com/office/word/2020/wordml/sdtdatahash" xmlns:w16sdtfl="http://schemas.microsoft.com/office/word/2024/wordml/sdtformatlock" xmlns:w16se="http://schemas.microsoft.com/office/word/2015/wordml/symex" xmlns:wpg="http://schemas.microsoft.com/office/word/2010/wordprocessingGroup" xmlns:wpi="http://schemas.microsoft.com/office/word/2010/wordprocessingInk" xmlns:wne="http://schemas.microsoft.com/office/word/2006/wordml" xmlns:wps="http://schemas.microsoft.com/office/word/2010/wordprocessingShape" mc:Ignorable="w14 w15 w16se w16cid w16 w16cex w16sdtdh w16sdtfl w16du wp14">
   <w:body>
-    <w:p/>
+    <w:p>
+      <w:pPr>
+        <w:pStyle w:val="ListParagraph"/>
+        <w:numPr>
+          <w:ilvl w:val="0"/>
+          <w:numId w:val="1"/>
+        </w:numPr>
+        <w:jc w:val="both"/>
+        <w:rPr>
+          <w:b/>
+          <w:bCs/>
+        </w:rPr>
+      </w:pPr>
+      <w:r>
+        <w:rPr>
+          <w:b/>
+          <w:bCs/>
+        </w:rPr>
+        <w:t>Open Power BI Desktop and connect to an Excel file containing a list of your favorite restaurants (name, cuisine, rating). Load the data using the Import mode.</w:t>
+      </w:r>
+    </w:p>
+    <w:p>
+      <w:pPr>
+        <w:jc w:val="both"/>
+        <w:rPr>
+          <w:b/>
+          <w:bCs/>
+        </w:rPr>
+      </w:pPr>
+      <w:r>
+        <w:rPr>
+          <w:b/>
+          <w:bCs/>
+        </w:rPr>
+        <w:t>ANSWERS:</w:t>
+      </w:r>
+    </w:p>
+    <w:p>
+      <w:pPr>
+        <w:jc w:val="both"/>
+        <w:rPr>
+          <w:b/>
+          <w:bCs/>
+        </w:rPr>
+      </w:pPr>
+      <w:r>
+        <w:rPr>
+          <w:b/>
+          <w:bCs/>
+          <w:noProof/>
+        </w:rPr>
+        <w:drawing>
+          <wp:inline distT="0" distB="0" distL="0" distR="0" wp14:anchorId="782D67B1" wp14:editId="269B9E5B">
+            <wp:extent cx="5731510" cy="2271395"/>
+            <wp:effectExtent l="0" t="0" r="2540" b="0"/>
+            <wp:docPr id="1642938798" name="Picture 1"/>
+            <wp:cNvGraphicFramePr>
+              <a:graphicFrameLocks xmlns:a="http://schemas.openxmlformats.org/drawingml/2006/main" noChangeAspect="1"/>
+            </wp:cNvGraphicFramePr>
+            <a:graphic xmlns:a="http://schemas.openxmlformats.org/drawingml/2006/main">
+              <a:graphicData uri="http://schemas.openxmlformats.org/drawingml/2006/picture">
+                <pic:pic xmlns:pic="http://schemas.openxmlformats.org/drawingml/2006/picture">
+                  <pic:nvPicPr>
+                    <pic:cNvPr id="1642938798" name=""/>
+                    <pic:cNvPicPr/>
+                  </pic:nvPicPr>
+                  <pic:blipFill>
+                    <a:blip r:embed="rId5"/>
+                    <a:stretch>
+                      <a:fillRect/>
+                    </a:stretch>
+                  </pic:blipFill>
+                  <pic:spPr>
+                    <a:xfrm>
+                      <a:off x="0" y="0"/>
+                      <a:ext cx="5731510" cy="2271395"/>
+                    </a:xfrm>
+                    <a:prstGeom prst="rect">
+                      <a:avLst/>
+                    </a:prstGeom>
+                  </pic:spPr>
+                </pic:pic>
+              </a:graphicData>
+            </a:graphic>
+          </wp:inline>
+        </w:drawing>
+      </w:r>
+    </w:p>
+    <w:p>
+      <w:pPr>
+        <w:jc w:val="both"/>
+        <w:rPr>
+          <w:b/>
+          <w:bCs/>
+        </w:rPr>
+      </w:pPr>
+    </w:p>
+    <w:p>
+      <w:pPr>
+        <w:jc w:val="both"/>
+        <w:rPr>
+          <w:b/>
+          <w:bCs/>
+        </w:rPr>
+      </w:pPr>
+      <w:r>
+        <w:rPr>
+          <w:b/>
+          <w:bCs/>
+        </w:rPr>
+        <w:t>2.</w:t>
+      </w:r>
+      <w:r>
+        <w:rPr>
+          <w:b/>
+          <w:bCs/>
+        </w:rPr>
+        <w:t xml:space="preserve">) </w:t>
+      </w:r>
+      <w:r>
+        <w:rPr>
+          <w:b/>
+          <w:bCs/>
+        </w:rPr>
+        <w:t>Connect Power BI Desktop to a CSV file that contains IPL cricket match results (team names, scores, date). Use the DirectQuery mode and explain in one line how DirectQuery differs from Import for this data.</w:t>
+      </w:r>
+    </w:p>
+    <w:p>
+      <w:pPr>
+        <w:jc w:val="both"/>
+        <w:rPr>
+          <w:b/>
+          <w:bCs/>
+        </w:rPr>
+      </w:pPr>
+      <w:r>
+        <w:rPr>
+          <w:b/>
+          <w:bCs/>
+        </w:rPr>
+        <w:t>ANSWERS:</w:t>
+      </w:r>
+    </w:p>
+    <w:p>
+      <w:pPr>
+        <w:jc w:val="both"/>
+        <w:rPr>
+          <w:b/>
+          <w:bCs/>
+        </w:rPr>
+      </w:pPr>
+      <w:r>
+        <w:rPr>
+          <w:b/>
+          <w:bCs/>
+        </w:rPr>
+        <w:drawing>
+          <wp:inline distT="0" distB="0" distL="0" distR="0" wp14:anchorId="2EDABCBF" wp14:editId="3F165FB0">
+            <wp:extent cx="2468245" cy="3169920"/>
+            <wp:effectExtent l="0" t="0" r="8255" b="0"/>
+            <wp:docPr id="841842151" name="Picture 1"/>
+            <wp:cNvGraphicFramePr>
+              <a:graphicFrameLocks xmlns:a="http://schemas.openxmlformats.org/drawingml/2006/main" noChangeAspect="1"/>
+            </wp:cNvGraphicFramePr>
+            <a:graphic xmlns:a="http://schemas.openxmlformats.org/drawingml/2006/main">
+              <a:graphicData uri="http://schemas.openxmlformats.org/drawingml/2006/picture">
+                <pic:pic xmlns:pic="http://schemas.openxmlformats.org/drawingml/2006/picture">
+                  <pic:nvPicPr>
+                    <pic:cNvPr id="841842151" name=""/>
+                    <pic:cNvPicPr/>
+                  </pic:nvPicPr>
+                  <pic:blipFill>
+                    <a:blip r:embed="rId6"/>
+                    <a:stretch>
+                      <a:fillRect/>
+                    </a:stretch>
+                  </pic:blipFill>
+                  <pic:spPr>
+                    <a:xfrm>
+                      <a:off x="0" y="0"/>
+                      <a:ext cx="2481356" cy="3186758"/>
+                    </a:xfrm>
+                    <a:prstGeom prst="rect">
+                      <a:avLst/>
+                    </a:prstGeom>
+                  </pic:spPr>
+                </pic:pic>
+              </a:graphicData>
+            </a:graphic>
+          </wp:inline>
+        </w:drawing>
+      </w:r>
+    </w:p>
+    <w:p>
+      <w:pPr>
+        <w:jc w:val="both"/>
+      </w:pPr>
+      <w:r>
+        <w:rPr>
+          <w:b/>
+          <w:bCs/>
+        </w:rPr>
+        <w:t xml:space="preserve">DirectQuery: </w:t>
+      </w:r>
+      <w:r>
+        <w:t>in Power BI does not import data it fetches live data directly from the source whenever you interact with a report</w:t>
+      </w:r>
+    </w:p>
+    <w:p>
+      <w:pPr>
+        <w:jc w:val="both"/>
+        <w:rPr>
+          <w:b/>
+          <w:bCs/>
+        </w:rPr>
+      </w:pPr>
+    </w:p>
+    <w:p>
+      <w:pPr>
+        <w:jc w:val="both"/>
+        <w:rPr>
+          <w:b/>
+          <w:bCs/>
+        </w:rPr>
+      </w:pPr>
+    </w:p>
+    <w:p>
+      <w:pPr>
+        <w:jc w:val="both"/>
+        <w:rPr>
+          <w:b/>
+          <w:bCs/>
+        </w:rPr>
+      </w:pPr>
+    </w:p>
+    <w:p>
+      <w:pPr>
+        <w:jc w:val="both"/>
+        <w:rPr>
+          <w:b/>
+          <w:bCs/>
+        </w:rPr>
+      </w:pPr>
+    </w:p>
+    <w:p>
+      <w:pPr>
+        <w:jc w:val="both"/>
+        <w:rPr>
+          <w:b/>
+          <w:bCs/>
+        </w:rPr>
+      </w:pPr>
+    </w:p>
+    <w:p>
+      <w:pPr>
+        <w:pStyle w:val="ListParagraph"/>
+        <w:numPr>
+          <w:ilvl w:val="0"/>
+          <w:numId w:val="2"/>
+        </w:numPr>
+        <w:jc w:val="both"/>
+        <w:rPr>
+          <w:b/>
+          <w:bCs/>
+        </w:rPr>
+      </w:pPr>
+      <w:r>
+        <w:rPr>
+          <w:b/>
+          <w:bCs/>
+        </w:rPr>
+        <w:t>Use Power BI's Web connector to import trending movie data from a public web page (such as IMDb Top 250 or a similar site). Display the movie titles and ratings in a table visual.</w:t>
+      </w:r>
+    </w:p>
+    <w:p>
+      <w:pPr>
+        <w:pStyle w:val="ListParagraph"/>
+        <w:jc w:val="both"/>
+        <w:rPr>
+          <w:b/>
+          <w:bCs/>
+        </w:rPr>
+      </w:pPr>
+      <w:r>
+        <w:rPr>
+          <w:b/>
+          <w:bCs/>
+        </w:rPr>
+        <w:t>Hint</w:t>
+      </w:r>
+      <w:r>
+        <w:rPr>
+          <w:b/>
+          <w:bCs/>
+        </w:rPr>
+        <w:t xml:space="preserve"> </w:t>
+      </w:r>
+      <w:r>
+        <w:rPr>
+          <w:b/>
+          <w:bCs/>
+        </w:rPr>
+        <w:t>Use the 'Get Data'  'Web' option and enter the URL of the table page.</w:t>
+      </w:r>
+    </w:p>
+    <w:p>
+      <w:pPr>
+        <w:jc w:val="both"/>
+        <w:rPr>
+          <w:b/>
+          <w:bCs/>
+        </w:rPr>
+      </w:pPr>
+      <w:r>
+        <w:rPr>
+          <w:b/>
+          <w:bCs/>
+        </w:rPr>
+        <w:t>ANSWERS:</w:t>
+      </w:r>
+    </w:p>
+    <w:p>
+      <w:pPr>
+        <w:jc w:val="both"/>
+        <w:rPr>
+          <w:b/>
+          <w:bCs/>
+        </w:rPr>
+      </w:pPr>
+      <w:r>
+        <w:rPr>
+          <w:b/>
+          <w:bCs/>
+        </w:rPr>
+        <w:drawing>
+          <wp:inline distT="0" distB="0" distL="0" distR="0" wp14:anchorId="3D1C6AEA" wp14:editId="063E661B">
+            <wp:extent cx="1920406" cy="1958510"/>
+            <wp:effectExtent l="0" t="0" r="3810" b="3810"/>
+            <wp:docPr id="1137598958" name="Picture 1"/>
+            <wp:cNvGraphicFramePr>
+              <a:graphicFrameLocks xmlns:a="http://schemas.openxmlformats.org/drawingml/2006/main" noChangeAspect="1"/>
+            </wp:cNvGraphicFramePr>
+            <a:graphic xmlns:a="http://schemas.openxmlformats.org/drawingml/2006/main">
+              <a:graphicData uri="http://schemas.openxmlformats.org/drawingml/2006/picture">
+                <pic:pic xmlns:pic="http://schemas.openxmlformats.org/drawingml/2006/picture">
+                  <pic:nvPicPr>
+                    <pic:cNvPr id="1137598958" name=""/>
+                    <pic:cNvPicPr/>
+                  </pic:nvPicPr>
+                  <pic:blipFill>
+                    <a:blip r:embed="rId7"/>
+                    <a:stretch>
+                      <a:fillRect/>
+                    </a:stretch>
+                  </pic:blipFill>
+                  <pic:spPr>
+                    <a:xfrm>
+                      <a:off x="0" y="0"/>
+                      <a:ext cx="1920406" cy="1958510"/>
+                    </a:xfrm>
+                    <a:prstGeom prst="rect">
+                      <a:avLst/>
+                    </a:prstGeom>
+                  </pic:spPr>
+                </pic:pic>
+              </a:graphicData>
+            </a:graphic>
+          </wp:inline>
+        </w:drawing>
+      </w:r>
+    </w:p>
     <w:sectPr>
       <w:pgSz w:w="11906" w:h="16838"/>
       <w:pgMar w:top="1440" w:right="1440" w:bottom="1440" w:left="1440" w:header="708" w:footer="708" w:gutter="0"/>
@@ -11,6 +381,195 @@
     </w:sectPr>
   </w:body>
 </w:document>
+</file>
+
+<file path=word/numbering.xml><?xml version="1.0" encoding="utf-8"?>
+<w:numbering xmlns:wpc="http://schemas.microsoft.com/office/word/2010/wordprocessingCanvas" xmlns:cx="http://schemas.microsoft.com/office/drawing/2014/chartex" xmlns:cx1="http://schemas.microsoft.com/office/drawing/2015/9/8/chartex" xmlns:cx2="http://schemas.microsoft.com/office/drawing/2015/10/21/chartex" xmlns:cx3="http://schemas.microsoft.com/office/drawing/2016/5/9/chartex" xmlns:cx4="http://schemas.microsoft.com/office/drawing/2016/5/10/chartex" xmlns:cx5="http://schemas.microsoft.com/office/drawing/2016/5/11/chartex" xmlns:cx6="http://schemas.microsoft.com/office/drawing/2016/5/12/chartex" xmlns:cx7="http://schemas.microsoft.com/office/drawing/2016/5/13/chartex" xmlns:cx8="http://schemas.microsoft.com/office/drawing/2016/5/14/chartex" xmlns:mc="http://schemas.openxmlformats.org/markup-compatibility/2006" xmlns:aink="http://schemas.microsoft.com/office/drawing/2016/ink" xmlns:am3d="http://schemas.microsoft.com/office/drawing/2017/model3d" xmlns:o="urn:schemas-microsoft-com:office:office" xmlns:oel="http://schemas.microsoft.com/office/2019/extlst" xmlns:r="http://schemas.openxmlformats.org/officeDocument/2006/relationships" xmlns:m="http://schemas.openxmlformats.org/officeDocument/2006/math" xmlns:v="urn:schemas-microsoft-com:vml" xmlns:wp14="http://schemas.microsoft.com/office/word/2010/wordprocessingDrawing" xmlns:wp="http://schemas.openxmlformats.org/drawingml/2006/wordprocessingDrawing" xmlns:w10="urn:schemas-microsoft-com:office:word" xmlns:w="http://schemas.openxmlformats.org/wordprocessingml/2006/main" xmlns:w14="http://schemas.microsoft.com/office/word/2010/wordml" xmlns:w15="http://schemas.microsoft.com/office/word/2012/wordml" xmlns:w16cex="http://schemas.microsoft.com/office/word/2018/wordml/cex" xmlns:w16cid="http://schemas.microsoft.com/office/word/2016/wordml/cid" xmlns:w16="http://schemas.microsoft.com/office/word/2018/wordml" xmlns:w16du="http://schemas.microsoft.com/office/word/2023/wordml/word16du" xmlns:w16sdtdh="http://schemas.microsoft.com/office/word/2020/wordml/sdtdatahash" xmlns:w16sdtfl="http://schemas.microsoft.com/office/word/2024/wordml/sdtformatlock" xmlns:w16se="http://schemas.microsoft.com/office/word/2015/wordml/symex" xmlns:wpg="http://schemas.microsoft.com/office/word/2010/wordprocessingGroup" xmlns:wpi="http://schemas.microsoft.com/office/word/2010/wordprocessingInk" xmlns:wne="http://schemas.microsoft.com/office/word/2006/wordml" xmlns:wps="http://schemas.microsoft.com/office/word/2010/wordprocessingShape" mc:Ignorable="w14 w15 w16se w16cid w16 w16cex w16sdtdh w16sdtfl w16du wp14">
+  <w:abstractNum w:abstractNumId="0" w15:restartNumberingAfterBreak="0">
+    <w:nsid w:val="153E25A8"/>
+    <w:multiLevelType w:val="hybridMultilevel"/>
+    <w:tmpl w:val="26AC18FC"/>
+    <w:lvl w:ilvl="0" w:tplc="40090011">
+      <w:start w:val="3"/>
+      <w:numFmt w:val="decimal"/>
+      <w:lvlText w:val="%1)"/>
+      <w:lvlJc w:val="left"/>
+      <w:pPr>
+        <w:ind w:left="720" w:hanging="360"/>
+      </w:pPr>
+      <w:rPr>
+        <w:rFonts w:hint="default"/>
+      </w:rPr>
+    </w:lvl>
+    <w:lvl w:ilvl="1" w:tplc="40090019" w:tentative="1">
+      <w:start w:val="1"/>
+      <w:numFmt w:val="lowerLetter"/>
+      <w:lvlText w:val="%2."/>
+      <w:lvlJc w:val="left"/>
+      <w:pPr>
+        <w:ind w:left="1440" w:hanging="360"/>
+      </w:pPr>
+    </w:lvl>
+    <w:lvl w:ilvl="2" w:tplc="4009001B" w:tentative="1">
+      <w:start w:val="1"/>
+      <w:numFmt w:val="lowerRoman"/>
+      <w:lvlText w:val="%3."/>
+      <w:lvlJc w:val="right"/>
+      <w:pPr>
+        <w:ind w:left="2160" w:hanging="180"/>
+      </w:pPr>
+    </w:lvl>
+    <w:lvl w:ilvl="3" w:tplc="4009000F" w:tentative="1">
+      <w:start w:val="1"/>
+      <w:numFmt w:val="decimal"/>
+      <w:lvlText w:val="%4."/>
+      <w:lvlJc w:val="left"/>
+      <w:pPr>
+        <w:ind w:left="2880" w:hanging="360"/>
+      </w:pPr>
+    </w:lvl>
+    <w:lvl w:ilvl="4" w:tplc="40090019" w:tentative="1">
+      <w:start w:val="1"/>
+      <w:numFmt w:val="lowerLetter"/>
+      <w:lvlText w:val="%5."/>
+      <w:lvlJc w:val="left"/>
+      <w:pPr>
+        <w:ind w:left="3600" w:hanging="360"/>
+      </w:pPr>
+    </w:lvl>
+    <w:lvl w:ilvl="5" w:tplc="4009001B" w:tentative="1">
+      <w:start w:val="1"/>
+      <w:numFmt w:val="lowerRoman"/>
+      <w:lvlText w:val="%6."/>
+      <w:lvlJc w:val="right"/>
+      <w:pPr>
+        <w:ind w:left="4320" w:hanging="180"/>
+      </w:pPr>
+    </w:lvl>
+    <w:lvl w:ilvl="6" w:tplc="4009000F" w:tentative="1">
+      <w:start w:val="1"/>
+      <w:numFmt w:val="decimal"/>
+      <w:lvlText w:val="%7."/>
+      <w:lvlJc w:val="left"/>
+      <w:pPr>
+        <w:ind w:left="5040" w:hanging="360"/>
+      </w:pPr>
+    </w:lvl>
+    <w:lvl w:ilvl="7" w:tplc="40090019" w:tentative="1">
+      <w:start w:val="1"/>
+      <w:numFmt w:val="lowerLetter"/>
+      <w:lvlText w:val="%8."/>
+      <w:lvlJc w:val="left"/>
+      <w:pPr>
+        <w:ind w:left="5760" w:hanging="360"/>
+      </w:pPr>
+    </w:lvl>
+    <w:lvl w:ilvl="8" w:tplc="4009001B" w:tentative="1">
+      <w:start w:val="1"/>
+      <w:numFmt w:val="lowerRoman"/>
+      <w:lvlText w:val="%9."/>
+      <w:lvlJc w:val="right"/>
+      <w:pPr>
+        <w:ind w:left="6480" w:hanging="180"/>
+      </w:pPr>
+    </w:lvl>
+  </w:abstractNum>
+  <w:abstractNum w:abstractNumId="1" w15:restartNumberingAfterBreak="0">
+    <w:nsid w:val="606D6F7C"/>
+    <w:multiLevelType w:val="hybridMultilevel"/>
+    <w:tmpl w:val="66684190"/>
+    <w:lvl w:ilvl="0" w:tplc="40090011">
+      <w:start w:val="1"/>
+      <w:numFmt w:val="decimal"/>
+      <w:lvlText w:val="%1)"/>
+      <w:lvlJc w:val="left"/>
+      <w:pPr>
+        <w:ind w:left="720" w:hanging="360"/>
+      </w:pPr>
+      <w:rPr>
+        <w:rFonts w:hint="default"/>
+      </w:rPr>
+    </w:lvl>
+    <w:lvl w:ilvl="1" w:tplc="40090019" w:tentative="1">
+      <w:start w:val="1"/>
+      <w:numFmt w:val="lowerLetter"/>
+      <w:lvlText w:val="%2."/>
+      <w:lvlJc w:val="left"/>
+      <w:pPr>
+        <w:ind w:left="1440" w:hanging="360"/>
+      </w:pPr>
+    </w:lvl>
+    <w:lvl w:ilvl="2" w:tplc="4009001B" w:tentative="1">
+      <w:start w:val="1"/>
+      <w:numFmt w:val="lowerRoman"/>
+      <w:lvlText w:val="%3."/>
+      <w:lvlJc w:val="right"/>
+      <w:pPr>
+        <w:ind w:left="2160" w:hanging="180"/>
+      </w:pPr>
+    </w:lvl>
+    <w:lvl w:ilvl="3" w:tplc="4009000F" w:tentative="1">
+      <w:start w:val="1"/>
+      <w:numFmt w:val="decimal"/>
+      <w:lvlText w:val="%4."/>
+      <w:lvlJc w:val="left"/>
+      <w:pPr>
+        <w:ind w:left="2880" w:hanging="360"/>
+      </w:pPr>
+    </w:lvl>
+    <w:lvl w:ilvl="4" w:tplc="40090019" w:tentative="1">
+      <w:start w:val="1"/>
+      <w:numFmt w:val="lowerLetter"/>
+      <w:lvlText w:val="%5."/>
+      <w:lvlJc w:val="left"/>
+      <w:pPr>
+        <w:ind w:left="3600" w:hanging="360"/>
+      </w:pPr>
+    </w:lvl>
+    <w:lvl w:ilvl="5" w:tplc="4009001B" w:tentative="1">
+      <w:start w:val="1"/>
+      <w:numFmt w:val="lowerRoman"/>
+      <w:lvlText w:val="%6."/>
+      <w:lvlJc w:val="right"/>
+      <w:pPr>
+        <w:ind w:left="4320" w:hanging="180"/>
+      </w:pPr>
+    </w:lvl>
+    <w:lvl w:ilvl="6" w:tplc="4009000F" w:tentative="1">
+      <w:start w:val="1"/>
+      <w:numFmt w:val="decimal"/>
+      <w:lvlText w:val="%7."/>
+      <w:lvlJc w:val="left"/>
+      <w:pPr>
+        <w:ind w:left="5040" w:hanging="360"/>
+      </w:pPr>
+    </w:lvl>
+    <w:lvl w:ilvl="7" w:tplc="40090019" w:tentative="1">
+      <w:start w:val="1"/>
+      <w:numFmt w:val="lowerLetter"/>
+      <w:lvlText w:val="%8."/>
+      <w:lvlJc w:val="left"/>
+      <w:pPr>
+        <w:ind w:left="5760" w:hanging="360"/>
+      </w:pPr>
+    </w:lvl>
+    <w:lvl w:ilvl="8" w:tplc="4009001B" w:tentative="1">
+      <w:start w:val="1"/>
+      <w:numFmt w:val="lowerRoman"/>
+      <w:lvlText w:val="%9."/>
+      <w:lvlJc w:val="right"/>
+      <w:pPr>
+        <w:ind w:left="6480" w:hanging="180"/>
+      </w:pPr>
+    </w:lvl>
+  </w:abstractNum>
+  <w:num w:numId="1" w16cid:durableId="110322051">
+    <w:abstractNumId w:val="1"/>
+  </w:num>
+  <w:num w:numId="2" w16cid:durableId="1774130033">
+    <w:abstractNumId w:val="0"/>
+  </w:num>
+</w:numbering>
 </file>
 
 <file path=word/styles.xml><?xml version="1.0" encoding="utf-8"?>
@@ -616,7 +1175,6 @@
   <w:style w:type="character" w:default="1" w:styleId="DefaultParagraphFont">
     <w:name w:val="Default Paragraph Font"/>
     <w:uiPriority w:val="1"/>
-    <w:semiHidden/>
     <w:unhideWhenUsed/>
   </w:style>
   <w:style w:type="table" w:default="1" w:styleId="TableNormal">

--- a/POWER_BI/Session3/ASSIGNMENT-SESSION3-POWER-BI.docx
+++ b/POWER_BI/Session3/ASSIGNMENT-SESSION3-POWER-BI.docx
@@ -20,7 +20,23 @@
           <w:b/>
           <w:bCs/>
         </w:rPr>
-        <w:t>Open Power BI Desktop and connect to an Excel file containing a list of your favorite restaurants (name, cuisine, rating). Load the data using the Import mode.</w:t>
+        <w:t xml:space="preserve">Open Power BI Desktop and connect to an Excel file containing a list of your </w:t>
+      </w:r>
+      <w:proofErr w:type="spellStart"/>
+      <w:r>
+        <w:rPr>
+          <w:b/>
+          <w:bCs/>
+        </w:rPr>
+        <w:t>favorite</w:t>
+      </w:r>
+      <w:proofErr w:type="spellEnd"/>
+      <w:r>
+        <w:rPr>
+          <w:b/>
+          <w:bCs/>
+        </w:rPr>
+        <w:t xml:space="preserve"> restaurants (name, cuisine, rating). Load the data using the Import mode.</w:t>
       </w:r>
     </w:p>
     <w:p>
@@ -54,9 +70,9 @@
           <w:noProof/>
         </w:rPr>
         <w:drawing>
-          <wp:inline distT="0" distB="0" distL="0" distR="0" wp14:anchorId="782D67B1" wp14:editId="269B9E5B">
-            <wp:extent cx="5731510" cy="2271395"/>
-            <wp:effectExtent l="0" t="0" r="2540" b="0"/>
+          <wp:inline distT="0" distB="0" distL="0" distR="0" wp14:anchorId="782D67B1" wp14:editId="1E0D16F5">
+            <wp:extent cx="5731510" cy="2644140"/>
+            <wp:effectExtent l="0" t="0" r="2540" b="3810"/>
             <wp:docPr id="1642938798" name="Picture 1"/>
             <wp:cNvGraphicFramePr>
               <a:graphicFrameLocks xmlns:a="http://schemas.openxmlformats.org/drawingml/2006/main" noChangeAspect="1"/>
@@ -77,7 +93,7 @@
                   <pic:spPr>
                     <a:xfrm>
                       <a:off x="0" y="0"/>
-                      <a:ext cx="5731510" cy="2271395"/>
+                      <a:ext cx="5731510" cy="2644140"/>
                     </a:xfrm>
                     <a:prstGeom prst="rect">
                       <a:avLst/>
@@ -126,7 +142,39 @@
           <w:b/>
           <w:bCs/>
         </w:rPr>
-        <w:t>Connect Power BI Desktop to a CSV file that contains IPL cricket match results (team names, scores, date). Use the DirectQuery mode and explain in one line how DirectQuery differs from Import for this data.</w:t>
+        <w:t xml:space="preserve">Connect Power BI Desktop to a CSV file that contains IPL cricket match results (team names, scores, date). Use the </w:t>
+      </w:r>
+      <w:proofErr w:type="spellStart"/>
+      <w:r>
+        <w:rPr>
+          <w:b/>
+          <w:bCs/>
+        </w:rPr>
+        <w:t>DirectQuery</w:t>
+      </w:r>
+      <w:proofErr w:type="spellEnd"/>
+      <w:r>
+        <w:rPr>
+          <w:b/>
+          <w:bCs/>
+        </w:rPr>
+        <w:t xml:space="preserve"> mode and explain in one line how </w:t>
+      </w:r>
+      <w:proofErr w:type="spellStart"/>
+      <w:r>
+        <w:rPr>
+          <w:b/>
+          <w:bCs/>
+        </w:rPr>
+        <w:t>DirectQuery</w:t>
+      </w:r>
+      <w:proofErr w:type="spellEnd"/>
+      <w:r>
+        <w:rPr>
+          <w:b/>
+          <w:bCs/>
+        </w:rPr>
+        <w:t xml:space="preserve"> differs from Import for this data.</w:t>
       </w:r>
     </w:p>
     <w:p>
@@ -157,6 +205,7 @@
         <w:rPr>
           <w:b/>
           <w:bCs/>
+          <w:noProof/>
         </w:rPr>
         <w:drawing>
           <wp:inline distT="0" distB="0" distL="0" distR="0" wp14:anchorId="2EDABCBF" wp14:editId="3F165FB0">
@@ -199,12 +248,21 @@
       <w:pPr>
         <w:jc w:val="both"/>
       </w:pPr>
-      <w:r>
-        <w:rPr>
-          <w:b/>
-          <w:bCs/>
-        </w:rPr>
-        <w:t xml:space="preserve">DirectQuery: </w:t>
+      <w:proofErr w:type="spellStart"/>
+      <w:r>
+        <w:rPr>
+          <w:b/>
+          <w:bCs/>
+        </w:rPr>
+        <w:t>DirectQuery</w:t>
+      </w:r>
+      <w:proofErr w:type="spellEnd"/>
+      <w:r>
+        <w:rPr>
+          <w:b/>
+          <w:bCs/>
+        </w:rPr>
+        <w:t xml:space="preserve">: </w:t>
       </w:r>
       <w:r>
         <w:t>in Power BI does not import data it fetches live data directly from the source whenever you interact with a report</w:t>
@@ -213,37 +271,6 @@
     <w:p>
       <w:pPr>
         <w:jc w:val="both"/>
-        <w:rPr>
-          <w:b/>
-          <w:bCs/>
-        </w:rPr>
-      </w:pPr>
-    </w:p>
-    <w:p>
-      <w:pPr>
-        <w:jc w:val="both"/>
-        <w:rPr>
-          <w:b/>
-          <w:bCs/>
-        </w:rPr>
-      </w:pPr>
-    </w:p>
-    <w:p>
-      <w:pPr>
-        <w:jc w:val="both"/>
-        <w:rPr>
-          <w:b/>
-          <w:bCs/>
-        </w:rPr>
-      </w:pPr>
-    </w:p>
-    <w:p>
-      <w:pPr>
-        <w:jc w:val="both"/>
-        <w:rPr>
-          <w:b/>
-          <w:bCs/>
-        </w:rPr>
       </w:pPr>
     </w:p>
     <w:p>
@@ -304,7 +331,23 @@
           <w:b/>
           <w:bCs/>
         </w:rPr>
-        <w:t>Use the 'Get Data'  'Web' option and enter the URL of the table page.</w:t>
+        <w:t>Use the 'Get Data</w:t>
+      </w:r>
+      <w:proofErr w:type="gramStart"/>
+      <w:r>
+        <w:rPr>
+          <w:b/>
+          <w:bCs/>
+        </w:rPr>
+        <w:t>'  '</w:t>
+      </w:r>
+      <w:proofErr w:type="gramEnd"/>
+      <w:r>
+        <w:rPr>
+          <w:b/>
+          <w:bCs/>
+        </w:rPr>
+        <w:t>Web' option and enter the URL of the table page.</w:t>
       </w:r>
     </w:p>
     <w:p>
@@ -335,11 +378,12 @@
         <w:rPr>
           <w:b/>
           <w:bCs/>
+          <w:noProof/>
         </w:rPr>
         <w:drawing>
-          <wp:inline distT="0" distB="0" distL="0" distR="0" wp14:anchorId="3D1C6AEA" wp14:editId="063E661B">
-            <wp:extent cx="1920406" cy="1958510"/>
-            <wp:effectExtent l="0" t="0" r="3810" b="3810"/>
+          <wp:inline distT="0" distB="0" distL="0" distR="0" wp14:anchorId="3D1C6AEA" wp14:editId="5DB5DF06">
+            <wp:extent cx="2994660" cy="1958340"/>
+            <wp:effectExtent l="0" t="0" r="0" b="3810"/>
             <wp:docPr id="1137598958" name="Picture 1"/>
             <wp:cNvGraphicFramePr>
               <a:graphicFrameLocks xmlns:a="http://schemas.openxmlformats.org/drawingml/2006/main" noChangeAspect="1"/>
@@ -360,7 +404,239 @@
                   <pic:spPr>
                     <a:xfrm>
                       <a:off x="0" y="0"/>
-                      <a:ext cx="1920406" cy="1958510"/>
+                      <a:ext cx="2994924" cy="1958513"/>
+                    </a:xfrm>
+                    <a:prstGeom prst="rect">
+                      <a:avLst/>
+                    </a:prstGeom>
+                  </pic:spPr>
+                </pic:pic>
+              </a:graphicData>
+            </a:graphic>
+          </wp:inline>
+        </w:drawing>
+      </w:r>
+    </w:p>
+    <w:p>
+      <w:pPr>
+        <w:pStyle w:val="ListParagraph"/>
+        <w:numPr>
+          <w:ilvl w:val="0"/>
+          <w:numId w:val="2"/>
+        </w:numPr>
+        <w:jc w:val="both"/>
+        <w:rPr>
+          <w:b/>
+          <w:bCs/>
+        </w:rPr>
+      </w:pPr>
+      <w:r>
+        <w:rPr>
+          <w:b/>
+          <w:bCs/>
+        </w:rPr>
+        <w:t>Connect Power BI to a MySQL or SQL Server database (use a sample database if you don't have your own) and load a table of products (like those on Flipkart or Myntra) with columns for name, price, and category</w:t>
+      </w:r>
+      <w:r>
+        <w:rPr>
+          <w:b/>
+          <w:bCs/>
+        </w:rPr>
+        <w:t>.</w:t>
+      </w:r>
+    </w:p>
+    <w:p>
+      <w:pPr>
+        <w:pStyle w:val="ListParagraph"/>
+        <w:jc w:val="both"/>
+        <w:rPr>
+          <w:b/>
+          <w:bCs/>
+        </w:rPr>
+      </w:pPr>
+    </w:p>
+    <w:p>
+      <w:pPr>
+        <w:jc w:val="both"/>
+        <w:rPr>
+          <w:b/>
+          <w:bCs/>
+        </w:rPr>
+      </w:pPr>
+      <w:r>
+        <w:rPr>
+          <w:b/>
+          <w:bCs/>
+        </w:rPr>
+        <w:t>ANSWERS:</w:t>
+      </w:r>
+    </w:p>
+    <w:p>
+      <w:pPr>
+        <w:jc w:val="both"/>
+        <w:rPr>
+          <w:b/>
+          <w:bCs/>
+        </w:rPr>
+      </w:pPr>
+      <w:r>
+        <w:rPr>
+          <w:b/>
+          <w:bCs/>
+        </w:rPr>
+        <w:drawing>
+          <wp:inline distT="0" distB="0" distL="0" distR="0" wp14:anchorId="4AF6CB91" wp14:editId="09F4DAE5">
+            <wp:extent cx="4571365" cy="4328160"/>
+            <wp:effectExtent l="0" t="0" r="635" b="0"/>
+            <wp:docPr id="1901480844" name="Picture 1"/>
+            <wp:cNvGraphicFramePr>
+              <a:graphicFrameLocks xmlns:a="http://schemas.openxmlformats.org/drawingml/2006/main" noChangeAspect="1"/>
+            </wp:cNvGraphicFramePr>
+            <a:graphic xmlns:a="http://schemas.openxmlformats.org/drawingml/2006/main">
+              <a:graphicData uri="http://schemas.openxmlformats.org/drawingml/2006/picture">
+                <pic:pic xmlns:pic="http://schemas.openxmlformats.org/drawingml/2006/picture">
+                  <pic:nvPicPr>
+                    <pic:cNvPr id="1901480844" name=""/>
+                    <pic:cNvPicPr/>
+                  </pic:nvPicPr>
+                  <pic:blipFill>
+                    <a:blip r:embed="rId8"/>
+                    <a:stretch>
+                      <a:fillRect/>
+                    </a:stretch>
+                  </pic:blipFill>
+                  <pic:spPr>
+                    <a:xfrm>
+                      <a:off x="0" y="0"/>
+                      <a:ext cx="4576838" cy="4333342"/>
+                    </a:xfrm>
+                    <a:prstGeom prst="rect">
+                      <a:avLst/>
+                    </a:prstGeom>
+                  </pic:spPr>
+                </pic:pic>
+              </a:graphicData>
+            </a:graphic>
+          </wp:inline>
+        </w:drawing>
+      </w:r>
+    </w:p>
+    <w:p>
+      <w:pPr>
+        <w:jc w:val="both"/>
+        <w:rPr>
+          <w:b/>
+          <w:bCs/>
+        </w:rPr>
+      </w:pPr>
+    </w:p>
+    <w:p>
+      <w:pPr>
+        <w:jc w:val="both"/>
+        <w:rPr>
+          <w:b/>
+          <w:bCs/>
+        </w:rPr>
+      </w:pPr>
+    </w:p>
+    <w:p>
+      <w:pPr>
+        <w:jc w:val="both"/>
+        <w:rPr>
+          <w:b/>
+          <w:bCs/>
+        </w:rPr>
+      </w:pPr>
+      <w:r>
+        <w:rPr>
+          <w:b/>
+          <w:bCs/>
+        </w:rPr>
+        <w:t>5.</w:t>
+      </w:r>
+      <w:r>
+        <w:rPr>
+          <w:b/>
+          <w:bCs/>
+        </w:rPr>
+        <w:t xml:space="preserve">) </w:t>
+      </w:r>
+      <w:r>
+        <w:rPr>
+          <w:b/>
+          <w:bCs/>
+        </w:rPr>
+        <w:t>Combine data from two different sources in Power BI: an Excel file with Zomato restaurant data and a CSV file with user reviews. Create a relationship between the tables and display the average rating per restaurant.</w:t>
+      </w:r>
+      <w:r>
+        <w:rPr>
+          <w:b/>
+          <w:bCs/>
+        </w:rPr>
+        <w:t xml:space="preserve"> </w:t>
+      </w:r>
+      <w:r>
+        <w:rPr>
+          <w:b/>
+          <w:bCs/>
+        </w:rPr>
+        <w:t>Hint Use the 'Manage Relationships' feature to link the tables on restaurant name or ID.</w:t>
+      </w:r>
+    </w:p>
+    <w:p>
+      <w:pPr>
+        <w:jc w:val="both"/>
+        <w:rPr>
+          <w:b/>
+          <w:bCs/>
+        </w:rPr>
+      </w:pPr>
+      <w:r>
+        <w:rPr>
+          <w:b/>
+          <w:bCs/>
+        </w:rPr>
+        <w:t>ANSWERS:</w:t>
+      </w:r>
+    </w:p>
+    <w:p>
+      <w:pPr>
+        <w:jc w:val="both"/>
+        <w:rPr>
+          <w:b/>
+          <w:bCs/>
+        </w:rPr>
+      </w:pPr>
+      <w:r>
+        <w:rPr>
+          <w:b/>
+          <w:bCs/>
+        </w:rPr>
+        <w:drawing>
+          <wp:inline distT="0" distB="0" distL="0" distR="0" wp14:anchorId="43E80B1E" wp14:editId="7E425362">
+            <wp:extent cx="2484120" cy="2752405"/>
+            <wp:effectExtent l="0" t="0" r="0" b="0"/>
+            <wp:docPr id="1989339467" name="Picture 1"/>
+            <wp:cNvGraphicFramePr>
+              <a:graphicFrameLocks xmlns:a="http://schemas.openxmlformats.org/drawingml/2006/main" noChangeAspect="1"/>
+            </wp:cNvGraphicFramePr>
+            <a:graphic xmlns:a="http://schemas.openxmlformats.org/drawingml/2006/main">
+              <a:graphicData uri="http://schemas.openxmlformats.org/drawingml/2006/picture">
+                <pic:pic xmlns:pic="http://schemas.openxmlformats.org/drawingml/2006/picture">
+                  <pic:nvPicPr>
+                    <pic:cNvPr id="1989339467" name=""/>
+                    <pic:cNvPicPr/>
+                  </pic:nvPicPr>
+                  <pic:blipFill>
+                    <a:blip r:embed="rId9"/>
+                    <a:stretch>
+                      <a:fillRect/>
+                    </a:stretch>
+                  </pic:blipFill>
+                  <pic:spPr>
+                    <a:xfrm>
+                      <a:off x="0" y="0"/>
+                      <a:ext cx="2487821" cy="2756505"/>
                     </a:xfrm>
                     <a:prstGeom prst="rect">
                       <a:avLst/>
